--- a/docs/需求方操作SOP.docx
+++ b/docs/需求方操作SOP.docx
@@ -31,7 +31,7 @@
           <w:sz w:val="20"/>
           <w:szCs w:val="20"/>
         </w:rPr>
-        <w:t xml:space="preserve">Version 3.2  |  2026年7月</w:t>
+        <w:t xml:space="preserve">Version 3.3  |  2026年8月</w:t>
       </w:r>
     </w:p>
     <w:p>
@@ -1182,7 +1182,7 @@
         <w:sz w:val="16"/>
         <w:szCs w:val="16"/>
       </w:rPr>
-      <w:t xml:space="preserve">需求方操作SOP v3.2</w:t>
+      <w:t xml:space="preserve">需求方操作SOP v3.3</w:t>
     </w:r>
   </w:p>
 </w:hdr>
